--- a/deliverables/Soluciones_Prueba_1_ES.docx
+++ b/deliverables/Soluciones_Prueba_1_ES.docx
@@ -5528,7 +5528,1766 @@
         <w:pStyle w:val="Heading1"/>
       </w:pPr>
       <w:r>
-        <w:t>11. Control rápido para familias</w:t>
+        <w:t>11. Nuevas preguntas de las tarjetas</w:t>
+      </w:r>
+    </w:p>
+    <w:p>
+      <w:pPr>
+        <w:pStyle w:val="Heading2"/>
+      </w:pPr>
+      <w:r>
+        <w:t>Cristianismo K8 a K15</w:t>
+      </w:r>
+    </w:p>
+    <w:tbl>
+      <w:tblPr>
+        <w:tblStyle w:val="TableGrid"/>
+        <w:tblW w:type="auto" w:w="0"/>
+        <w:jc w:val="center"/>
+        <w:tblLayout w:type="fixed"/>
+        <w:tblLook w:firstColumn="1" w:firstRow="1" w:lastColumn="0" w:lastRow="0" w:noHBand="0" w:noVBand="1" w:val="04A0"/>
+      </w:tblPr>
+      <w:tblGrid>
+        <w:gridCol w:w="3312"/>
+        <w:gridCol w:w="6048"/>
+      </w:tblGrid>
+      <w:tr>
+        <w:trPr>
+          <w:tblHeader w:val="true"/>
+        </w:trPr>
+        <w:tc>
+          <w:tcPr>
+            <w:tcW w:type="dxa" w:w="4961"/>
+            <w:shd w:fill="E8EEF5"/>
+            <w:tcMar>
+              <w:top w:w="80" w:type="dxa"/>
+              <w:bottom w:w="80" w:type="dxa"/>
+              <w:start w:w="120" w:type="dxa"/>
+              <w:end w:w="120" w:type="dxa"/>
+            </w:tcMar>
+          </w:tcPr>
+          <w:p>
+            <w:r>
+              <w:rPr>
+                <w:b/>
+                <w:color w:val="0B4F4A"/>
+                <w:sz w:val="18"/>
+              </w:rPr>
+              <w:t>Pregunta</w:t>
+            </w:r>
+          </w:p>
+        </w:tc>
+        <w:tc>
+          <w:tcPr>
+            <w:tcW w:type="dxa" w:w="4961"/>
+            <w:shd w:fill="E8EEF5"/>
+            <w:tcMar>
+              <w:top w:w="80" w:type="dxa"/>
+              <w:bottom w:w="80" w:type="dxa"/>
+              <w:start w:w="120" w:type="dxa"/>
+              <w:end w:w="120" w:type="dxa"/>
+            </w:tcMar>
+          </w:tcPr>
+          <w:p>
+            <w:r>
+              <w:rPr>
+                <w:b/>
+                <w:color w:val="0B4F4A"/>
+                <w:sz w:val="18"/>
+              </w:rPr>
+              <w:t>Respuesta precisa</w:t>
+            </w:r>
+          </w:p>
+        </w:tc>
+      </w:tr>
+      <w:tr>
+        <w:tc>
+          <w:tcPr>
+            <w:tcW w:type="dxa" w:w="3312"/>
+            <w:tcMar>
+              <w:top w:w="80" w:type="dxa"/>
+              <w:bottom w:w="80" w:type="dxa"/>
+              <w:start w:w="120" w:type="dxa"/>
+              <w:end w:w="120" w:type="dxa"/>
+            </w:tcMar>
+          </w:tcPr>
+          <w:p>
+            <w:pPr>
+              <w:spacing w:after="40" w:line="264" w:lineRule="auto"/>
+            </w:pPr>
+            <w:r>
+              <w:rPr>
+                <w:sz w:val="18"/>
+              </w:rPr>
+              <w:t>¿Por qué es especial el domingo?</w:t>
+            </w:r>
+          </w:p>
+        </w:tc>
+        <w:tc>
+          <w:tcPr>
+            <w:tcW w:type="dxa" w:w="6048"/>
+            <w:tcMar>
+              <w:top w:w="80" w:type="dxa"/>
+              <w:bottom w:w="80" w:type="dxa"/>
+              <w:start w:w="120" w:type="dxa"/>
+              <w:end w:w="120" w:type="dxa"/>
+            </w:tcMar>
+          </w:tcPr>
+          <w:p>
+            <w:pPr>
+              <w:spacing w:after="40" w:line="264" w:lineRule="auto"/>
+            </w:pPr>
+            <w:r>
+              <w:rPr>
+                <w:sz w:val="18"/>
+              </w:rPr>
+              <w:t>Recuerda la resurrección de Jesús; los cristianos celebran el culto.</w:t>
+            </w:r>
+          </w:p>
+        </w:tc>
+      </w:tr>
+      <w:tr>
+        <w:tc>
+          <w:tcPr>
+            <w:tcW w:type="dxa" w:w="3312"/>
+            <w:tcMar>
+              <w:top w:w="80" w:type="dxa"/>
+              <w:bottom w:w="80" w:type="dxa"/>
+              <w:start w:w="120" w:type="dxa"/>
+              <w:end w:w="120" w:type="dxa"/>
+            </w:tcMar>
+          </w:tcPr>
+          <w:p>
+            <w:pPr>
+              <w:spacing w:after="40" w:line="264" w:lineRule="auto"/>
+            </w:pPr>
+            <w:r>
+              <w:rPr>
+                <w:sz w:val="18"/>
+              </w:rPr>
+              <w:t>Personas de la Trinidad</w:t>
+            </w:r>
+          </w:p>
+        </w:tc>
+        <w:tc>
+          <w:tcPr>
+            <w:tcW w:type="dxa" w:w="6048"/>
+            <w:tcMar>
+              <w:top w:w="80" w:type="dxa"/>
+              <w:bottom w:w="80" w:type="dxa"/>
+              <w:start w:w="120" w:type="dxa"/>
+              <w:end w:w="120" w:type="dxa"/>
+            </w:tcMar>
+          </w:tcPr>
+          <w:p>
+            <w:pPr>
+              <w:spacing w:after="40" w:line="264" w:lineRule="auto"/>
+            </w:pPr>
+            <w:r>
+              <w:rPr>
+                <w:sz w:val="18"/>
+              </w:rPr>
+              <w:t>Padre, Hijo y Espíritu Santo.</w:t>
+            </w:r>
+          </w:p>
+        </w:tc>
+      </w:tr>
+      <w:tr>
+        <w:tc>
+          <w:tcPr>
+            <w:tcW w:type="dxa" w:w="3312"/>
+            <w:tcMar>
+              <w:top w:w="80" w:type="dxa"/>
+              <w:bottom w:w="80" w:type="dxa"/>
+              <w:start w:w="120" w:type="dxa"/>
+              <w:end w:w="120" w:type="dxa"/>
+            </w:tcMar>
+          </w:tcPr>
+          <w:p>
+            <w:pPr>
+              <w:spacing w:after="40" w:line="264" w:lineRule="auto"/>
+            </w:pPr>
+            <w:r>
+              <w:rPr>
+                <w:sz w:val="18"/>
+              </w:rPr>
+              <w:t>Grandes confesiones</w:t>
+            </w:r>
+          </w:p>
+        </w:tc>
+        <w:tc>
+          <w:tcPr>
+            <w:tcW w:type="dxa" w:w="6048"/>
+            <w:tcMar>
+              <w:top w:w="80" w:type="dxa"/>
+              <w:bottom w:w="80" w:type="dxa"/>
+              <w:start w:w="120" w:type="dxa"/>
+              <w:end w:w="120" w:type="dxa"/>
+            </w:tcMar>
+          </w:tcPr>
+          <w:p>
+            <w:pPr>
+              <w:spacing w:after="40" w:line="264" w:lineRule="auto"/>
+            </w:pPr>
+            <w:r>
+              <w:rPr>
+                <w:sz w:val="18"/>
+              </w:rPr>
+              <w:t>Tres: católica romana, evangélica/reformada y ortodoxa.</w:t>
+            </w:r>
+          </w:p>
+        </w:tc>
+      </w:tr>
+      <w:tr>
+        <w:tc>
+          <w:tcPr>
+            <w:tcW w:type="dxa" w:w="3312"/>
+            <w:tcMar>
+              <w:top w:w="80" w:type="dxa"/>
+              <w:bottom w:w="80" w:type="dxa"/>
+              <w:start w:w="120" w:type="dxa"/>
+              <w:end w:w="120" w:type="dxa"/>
+            </w:tcMar>
+          </w:tcPr>
+          <w:p>
+            <w:pPr>
+              <w:spacing w:after="40" w:line="264" w:lineRule="auto"/>
+            </w:pPr>
+            <w:r>
+              <w:rPr>
+                <w:sz w:val="18"/>
+              </w:rPr>
+              <w:t>Cabeza de la Iglesia católica</w:t>
+            </w:r>
+          </w:p>
+        </w:tc>
+        <w:tc>
+          <w:tcPr>
+            <w:tcW w:type="dxa" w:w="6048"/>
+            <w:tcMar>
+              <w:top w:w="80" w:type="dxa"/>
+              <w:bottom w:w="80" w:type="dxa"/>
+              <w:start w:w="120" w:type="dxa"/>
+              <w:end w:w="120" w:type="dxa"/>
+            </w:tcMar>
+          </w:tcPr>
+          <w:p>
+            <w:pPr>
+              <w:spacing w:after="40" w:line="264" w:lineRule="auto"/>
+            </w:pPr>
+            <w:r>
+              <w:rPr>
+                <w:sz w:val="18"/>
+              </w:rPr>
+              <w:t>El Papa.</w:t>
+            </w:r>
+          </w:p>
+        </w:tc>
+      </w:tr>
+      <w:tr>
+        <w:tc>
+          <w:tcPr>
+            <w:tcW w:type="dxa" w:w="3312"/>
+            <w:tcMar>
+              <w:top w:w="80" w:type="dxa"/>
+              <w:bottom w:w="80" w:type="dxa"/>
+              <w:start w:w="120" w:type="dxa"/>
+              <w:end w:w="120" w:type="dxa"/>
+            </w:tcMar>
+          </w:tcPr>
+          <w:p>
+            <w:pPr>
+              <w:spacing w:after="40" w:line="264" w:lineRule="auto"/>
+            </w:pPr>
+            <w:r>
+              <w:rPr>
+                <w:sz w:val="18"/>
+              </w:rPr>
+              <w:t>Reforma</w:t>
+            </w:r>
+          </w:p>
+        </w:tc>
+        <w:tc>
+          <w:tcPr>
+            <w:tcW w:type="dxa" w:w="6048"/>
+            <w:tcMar>
+              <w:top w:w="80" w:type="dxa"/>
+              <w:bottom w:w="80" w:type="dxa"/>
+              <w:start w:w="120" w:type="dxa"/>
+              <w:end w:w="120" w:type="dxa"/>
+            </w:tcMar>
+          </w:tcPr>
+          <w:p>
+            <w:pPr>
+              <w:spacing w:after="40" w:line="264" w:lineRule="auto"/>
+            </w:pPr>
+            <w:r>
+              <w:rPr>
+                <w:sz w:val="18"/>
+              </w:rPr>
+              <w:t>Para la ficha: Martin Luther. Históricamente participaron varios reformadores.</w:t>
+            </w:r>
+          </w:p>
+        </w:tc>
+      </w:tr>
+      <w:tr>
+        <w:tc>
+          <w:tcPr>
+            <w:tcW w:type="dxa" w:w="3312"/>
+            <w:tcMar>
+              <w:top w:w="80" w:type="dxa"/>
+              <w:bottom w:w="80" w:type="dxa"/>
+              <w:start w:w="120" w:type="dxa"/>
+              <w:end w:w="120" w:type="dxa"/>
+            </w:tcMar>
+          </w:tcPr>
+          <w:p>
+            <w:pPr>
+              <w:spacing w:after="40" w:line="264" w:lineRule="auto"/>
+            </w:pPr>
+            <w:r>
+              <w:rPr>
+                <w:sz w:val="18"/>
+              </w:rPr>
+              <w:t>Imágenes ortodoxas</w:t>
+            </w:r>
+          </w:p>
+        </w:tc>
+        <w:tc>
+          <w:tcPr>
+            <w:tcW w:type="dxa" w:w="6048"/>
+            <w:tcMar>
+              <w:top w:w="80" w:type="dxa"/>
+              <w:bottom w:w="80" w:type="dxa"/>
+              <w:start w:w="120" w:type="dxa"/>
+              <w:end w:w="120" w:type="dxa"/>
+            </w:tcMar>
+          </w:tcPr>
+          <w:p>
+            <w:pPr>
+              <w:spacing w:after="40" w:line="264" w:lineRule="auto"/>
+            </w:pPr>
+            <w:r>
+              <w:rPr>
+                <w:sz w:val="18"/>
+              </w:rPr>
+              <w:t>Iconos, Ikonen en alemán.</w:t>
+            </w:r>
+          </w:p>
+        </w:tc>
+      </w:tr>
+      <w:tr>
+        <w:tc>
+          <w:tcPr>
+            <w:tcW w:type="dxa" w:w="3312"/>
+            <w:tcMar>
+              <w:top w:w="80" w:type="dxa"/>
+              <w:bottom w:w="80" w:type="dxa"/>
+              <w:start w:w="120" w:type="dxa"/>
+              <w:end w:w="120" w:type="dxa"/>
+            </w:tcMar>
+          </w:tcPr>
+          <w:p>
+            <w:pPr>
+              <w:spacing w:after="40" w:line="264" w:lineRule="auto"/>
+            </w:pPr>
+            <w:r>
+              <w:rPr>
+                <w:sz w:val="18"/>
+              </w:rPr>
+              <w:t>Ejemplo de iglesia libre</w:t>
+            </w:r>
+          </w:p>
+        </w:tc>
+        <w:tc>
+          <w:tcPr>
+            <w:tcW w:type="dxa" w:w="6048"/>
+            <w:tcMar>
+              <w:top w:w="80" w:type="dxa"/>
+              <w:bottom w:w="80" w:type="dxa"/>
+              <w:start w:w="120" w:type="dxa"/>
+              <w:end w:w="120" w:type="dxa"/>
+            </w:tcMar>
+          </w:tcPr>
+          <w:p>
+            <w:pPr>
+              <w:spacing w:after="40" w:line="264" w:lineRule="auto"/>
+            </w:pPr>
+            <w:r>
+              <w:rPr>
+                <w:sz w:val="18"/>
+              </w:rPr>
+              <w:t>Por ejemplo, bautistas, metodistas, menonitas o pentecostales.</w:t>
+            </w:r>
+          </w:p>
+        </w:tc>
+      </w:tr>
+      <w:tr>
+        <w:tc>
+          <w:tcPr>
+            <w:tcW w:type="dxa" w:w="3312"/>
+            <w:tcMar>
+              <w:top w:w="80" w:type="dxa"/>
+              <w:bottom w:w="80" w:type="dxa"/>
+              <w:start w:w="120" w:type="dxa"/>
+              <w:end w:w="120" w:type="dxa"/>
+            </w:tcMar>
+          </w:tcPr>
+          <w:p>
+            <w:pPr>
+              <w:spacing w:after="40" w:line="264" w:lineRule="auto"/>
+            </w:pPr>
+            <w:r>
+              <w:rPr>
+                <w:sz w:val="18"/>
+              </w:rPr>
+              <w:t>Esperanza de una peregrinación</w:t>
+            </w:r>
+          </w:p>
+        </w:tc>
+        <w:tc>
+          <w:tcPr>
+            <w:tcW w:type="dxa" w:w="6048"/>
+            <w:tcMar>
+              <w:top w:w="80" w:type="dxa"/>
+              <w:bottom w:w="80" w:type="dxa"/>
+              <w:start w:w="120" w:type="dxa"/>
+              <w:end w:w="120" w:type="dxa"/>
+            </w:tcMar>
+          </w:tcPr>
+          <w:p>
+            <w:pPr>
+              <w:spacing w:after="40" w:line="264" w:lineRule="auto"/>
+            </w:pPr>
+            <w:r>
+              <w:rPr>
+                <w:sz w:val="18"/>
+              </w:rPr>
+              <w:t>Profundizar la fe, rezar, reflexionar sobre Dios y vivir la comunidad.</w:t>
+            </w:r>
+          </w:p>
+        </w:tc>
+      </w:tr>
+    </w:tbl>
+    <w:p>
+      <w:pPr>
+        <w:spacing w:after="20"/>
+      </w:pPr>
+      <w:r>
+        <w:rPr>
+          <w:b w:val="0"/>
+          <w:i w:val="0"/>
+        </w:rPr>
+      </w:r>
+    </w:p>
+    <w:p>
+      <w:pPr>
+        <w:pStyle w:val="Heading2"/>
+      </w:pPr>
+      <w:r>
+        <w:t>Judaísmo K1 a K13</w:t>
+      </w:r>
+    </w:p>
+    <w:tbl>
+      <w:tblPr>
+        <w:tblStyle w:val="TableGrid"/>
+        <w:tblW w:type="auto" w:w="0"/>
+        <w:jc w:val="center"/>
+        <w:tblLayout w:type="fixed"/>
+        <w:tblLook w:firstColumn="1" w:firstRow="1" w:lastColumn="0" w:lastRow="0" w:noHBand="0" w:noVBand="1" w:val="04A0"/>
+      </w:tblPr>
+      <w:tblGrid>
+        <w:gridCol w:w="3312"/>
+        <w:gridCol w:w="6048"/>
+      </w:tblGrid>
+      <w:tr>
+        <w:trPr>
+          <w:tblHeader w:val="true"/>
+        </w:trPr>
+        <w:tc>
+          <w:tcPr>
+            <w:tcW w:type="dxa" w:w="4961"/>
+            <w:shd w:fill="E8EEF5"/>
+            <w:tcMar>
+              <w:top w:w="80" w:type="dxa"/>
+              <w:bottom w:w="80" w:type="dxa"/>
+              <w:start w:w="120" w:type="dxa"/>
+              <w:end w:w="120" w:type="dxa"/>
+            </w:tcMar>
+          </w:tcPr>
+          <w:p>
+            <w:r>
+              <w:rPr>
+                <w:b/>
+                <w:color w:val="0B4F4A"/>
+                <w:sz w:val="17"/>
+              </w:rPr>
+              <w:t>Pregunta</w:t>
+            </w:r>
+          </w:p>
+        </w:tc>
+        <w:tc>
+          <w:tcPr>
+            <w:tcW w:type="dxa" w:w="4961"/>
+            <w:shd w:fill="E8EEF5"/>
+            <w:tcMar>
+              <w:top w:w="80" w:type="dxa"/>
+              <w:bottom w:w="80" w:type="dxa"/>
+              <w:start w:w="120" w:type="dxa"/>
+              <w:end w:w="120" w:type="dxa"/>
+            </w:tcMar>
+          </w:tcPr>
+          <w:p>
+            <w:r>
+              <w:rPr>
+                <w:b/>
+                <w:color w:val="0B4F4A"/>
+                <w:sz w:val="17"/>
+              </w:rPr>
+              <w:t>Respuesta precisa</w:t>
+            </w:r>
+          </w:p>
+        </w:tc>
+      </w:tr>
+      <w:tr>
+        <w:tc>
+          <w:tcPr>
+            <w:tcW w:type="dxa" w:w="3312"/>
+            <w:tcMar>
+              <w:top w:w="80" w:type="dxa"/>
+              <w:bottom w:w="80" w:type="dxa"/>
+              <w:start w:w="120" w:type="dxa"/>
+              <w:end w:w="120" w:type="dxa"/>
+            </w:tcMar>
+          </w:tcPr>
+          <w:p>
+            <w:pPr>
+              <w:spacing w:after="40" w:line="264" w:lineRule="auto"/>
+            </w:pPr>
+            <w:r>
+              <w:rPr>
+                <w:sz w:val="17"/>
+              </w:rPr>
+              <w:t>Antigüedad y número</w:t>
+            </w:r>
+          </w:p>
+        </w:tc>
+        <w:tc>
+          <w:tcPr>
+            <w:tcW w:type="dxa" w:w="6048"/>
+            <w:tcMar>
+              <w:top w:w="80" w:type="dxa"/>
+              <w:bottom w:w="80" w:type="dxa"/>
+              <w:start w:w="120" w:type="dxa"/>
+              <w:end w:w="120" w:type="dxa"/>
+            </w:tcMar>
+          </w:tcPr>
+          <w:p>
+            <w:pPr>
+              <w:spacing w:after="40" w:line="264" w:lineRule="auto"/>
+            </w:pPr>
+            <w:r>
+              <w:rPr>
+                <w:sz w:val="17"/>
+              </w:rPr>
+              <w:t>Para la ficha: unos 4000 años y unos 14 millones. Las estimaciones actuales son mayores y dependen de la definición.</w:t>
+            </w:r>
+          </w:p>
+        </w:tc>
+      </w:tr>
+      <w:tr>
+        <w:tc>
+          <w:tcPr>
+            <w:tcW w:type="dxa" w:w="3312"/>
+            <w:tcMar>
+              <w:top w:w="80" w:type="dxa"/>
+              <w:bottom w:w="80" w:type="dxa"/>
+              <w:start w:w="120" w:type="dxa"/>
+              <w:end w:w="120" w:type="dxa"/>
+            </w:tcMar>
+          </w:tcPr>
+          <w:p>
+            <w:pPr>
+              <w:spacing w:after="40" w:line="264" w:lineRule="auto"/>
+            </w:pPr>
+            <w:r>
+              <w:rPr>
+                <w:sz w:val="17"/>
+              </w:rPr>
+              <w:t>País con más judíos</w:t>
+            </w:r>
+          </w:p>
+        </w:tc>
+        <w:tc>
+          <w:tcPr>
+            <w:tcW w:type="dxa" w:w="6048"/>
+            <w:tcMar>
+              <w:top w:w="80" w:type="dxa"/>
+              <w:bottom w:w="80" w:type="dxa"/>
+              <w:start w:w="120" w:type="dxa"/>
+              <w:end w:w="120" w:type="dxa"/>
+            </w:tcMar>
+          </w:tcPr>
+          <w:p>
+            <w:pPr>
+              <w:spacing w:after="40" w:line="264" w:lineRule="auto"/>
+            </w:pPr>
+            <w:r>
+              <w:rPr>
+                <w:sz w:val="17"/>
+              </w:rPr>
+              <w:t>Israel; después, Estados Unidos.</w:t>
+            </w:r>
+          </w:p>
+        </w:tc>
+      </w:tr>
+      <w:tr>
+        <w:tc>
+          <w:tcPr>
+            <w:tcW w:type="dxa" w:w="3312"/>
+            <w:tcMar>
+              <w:top w:w="80" w:type="dxa"/>
+              <w:bottom w:w="80" w:type="dxa"/>
+              <w:start w:w="120" w:type="dxa"/>
+              <w:end w:w="120" w:type="dxa"/>
+            </w:tcMar>
+          </w:tcPr>
+          <w:p>
+            <w:pPr>
+              <w:spacing w:after="40" w:line="264" w:lineRule="auto"/>
+            </w:pPr>
+            <w:r>
+              <w:rPr>
+                <w:sz w:val="17"/>
+              </w:rPr>
+              <w:t>Alianza con Abraham</w:t>
+            </w:r>
+          </w:p>
+        </w:tc>
+        <w:tc>
+          <w:tcPr>
+            <w:tcW w:type="dxa" w:w="6048"/>
+            <w:tcMar>
+              <w:top w:w="80" w:type="dxa"/>
+              <w:bottom w:w="80" w:type="dxa"/>
+              <w:start w:w="120" w:type="dxa"/>
+              <w:end w:w="120" w:type="dxa"/>
+            </w:tcMar>
+          </w:tcPr>
+          <w:p>
+            <w:pPr>
+              <w:spacing w:after="40" w:line="264" w:lineRule="auto"/>
+            </w:pPr>
+            <w:r>
+              <w:rPr>
+                <w:sz w:val="17"/>
+              </w:rPr>
+              <w:t>Según la tradición judía, Dios estableció una alianza con Abraham y le prometió numerosos descendientes.</w:t>
+            </w:r>
+          </w:p>
+        </w:tc>
+      </w:tr>
+      <w:tr>
+        <w:tc>
+          <w:tcPr>
+            <w:tcW w:type="dxa" w:w="3312"/>
+            <w:tcMar>
+              <w:top w:w="80" w:type="dxa"/>
+              <w:bottom w:w="80" w:type="dxa"/>
+              <w:start w:w="120" w:type="dxa"/>
+              <w:end w:w="120" w:type="dxa"/>
+            </w:tcMar>
+          </w:tcPr>
+          <w:p>
+            <w:pPr>
+              <w:spacing w:after="40" w:line="264" w:lineRule="auto"/>
+            </w:pPr>
+            <w:r>
+              <w:rPr>
+                <w:sz w:val="17"/>
+              </w:rPr>
+              <w:t>Libertador esperado</w:t>
+            </w:r>
+          </w:p>
+        </w:tc>
+        <w:tc>
+          <w:tcPr>
+            <w:tcW w:type="dxa" w:w="6048"/>
+            <w:tcMar>
+              <w:top w:w="80" w:type="dxa"/>
+              <w:bottom w:w="80" w:type="dxa"/>
+              <w:start w:w="120" w:type="dxa"/>
+              <w:end w:w="120" w:type="dxa"/>
+            </w:tcMar>
+          </w:tcPr>
+          <w:p>
+            <w:pPr>
+              <w:spacing w:after="40" w:line="264" w:lineRule="auto"/>
+            </w:pPr>
+            <w:r>
+              <w:rPr>
+                <w:sz w:val="17"/>
+              </w:rPr>
+              <w:t>Mesías.</w:t>
+            </w:r>
+          </w:p>
+        </w:tc>
+      </w:tr>
+      <w:tr>
+        <w:tc>
+          <w:tcPr>
+            <w:tcW w:type="dxa" w:w="3312"/>
+            <w:tcMar>
+              <w:top w:w="80" w:type="dxa"/>
+              <w:bottom w:w="80" w:type="dxa"/>
+              <w:start w:w="120" w:type="dxa"/>
+              <w:end w:w="120" w:type="dxa"/>
+            </w:tcMar>
+          </w:tcPr>
+          <w:p>
+            <w:pPr>
+              <w:spacing w:after="40" w:line="264" w:lineRule="auto"/>
+            </w:pPr>
+            <w:r>
+              <w:rPr>
+                <w:sz w:val="17"/>
+              </w:rPr>
+              <w:t>Símbolo</w:t>
+            </w:r>
+          </w:p>
+        </w:tc>
+        <w:tc>
+          <w:tcPr>
+            <w:tcW w:type="dxa" w:w="6048"/>
+            <w:tcMar>
+              <w:top w:w="80" w:type="dxa"/>
+              <w:bottom w:w="80" w:type="dxa"/>
+              <w:start w:w="120" w:type="dxa"/>
+              <w:end w:w="120" w:type="dxa"/>
+            </w:tcMar>
+          </w:tcPr>
+          <w:p>
+            <w:pPr>
+              <w:spacing w:after="40" w:line="264" w:lineRule="auto"/>
+            </w:pPr>
+            <w:r>
+              <w:rPr>
+                <w:sz w:val="17"/>
+              </w:rPr>
+              <w:t>En este paquete: estrella de David. La menorá también es un símbolo judío importante.</w:t>
+            </w:r>
+          </w:p>
+        </w:tc>
+      </w:tr>
+      <w:tr>
+        <w:tc>
+          <w:tcPr>
+            <w:tcW w:type="dxa" w:w="3312"/>
+            <w:tcMar>
+              <w:top w:w="80" w:type="dxa"/>
+              <w:bottom w:w="80" w:type="dxa"/>
+              <w:start w:w="120" w:type="dxa"/>
+              <w:end w:w="120" w:type="dxa"/>
+            </w:tcMar>
+          </w:tcPr>
+          <w:p>
+            <w:pPr>
+              <w:spacing w:after="40" w:line="264" w:lineRule="auto"/>
+            </w:pPr>
+            <w:r>
+              <w:rPr>
+                <w:sz w:val="17"/>
+              </w:rPr>
+              <w:t>Escritura sagrada</w:t>
+            </w:r>
+          </w:p>
+        </w:tc>
+        <w:tc>
+          <w:tcPr>
+            <w:tcW w:type="dxa" w:w="6048"/>
+            <w:tcMar>
+              <w:top w:w="80" w:type="dxa"/>
+              <w:bottom w:w="80" w:type="dxa"/>
+              <w:start w:w="120" w:type="dxa"/>
+              <w:end w:w="120" w:type="dxa"/>
+            </w:tcMar>
+          </w:tcPr>
+          <w:p>
+            <w:pPr>
+              <w:spacing w:after="40" w:line="264" w:lineRule="auto"/>
+            </w:pPr>
+            <w:r>
+              <w:rPr>
+                <w:sz w:val="17"/>
+              </w:rPr>
+              <w:t>Tanaj; su primera parte central es la Torá.</w:t>
+            </w:r>
+          </w:p>
+        </w:tc>
+      </w:tr>
+      <w:tr>
+        <w:tc>
+          <w:tcPr>
+            <w:tcW w:type="dxa" w:w="3312"/>
+            <w:tcMar>
+              <w:top w:w="80" w:type="dxa"/>
+              <w:bottom w:w="80" w:type="dxa"/>
+              <w:start w:w="120" w:type="dxa"/>
+              <w:end w:w="120" w:type="dxa"/>
+            </w:tcMar>
+          </w:tcPr>
+          <w:p>
+            <w:pPr>
+              <w:spacing w:after="40" w:line="264" w:lineRule="auto"/>
+            </w:pPr>
+            <w:r>
+              <w:rPr>
+                <w:sz w:val="17"/>
+              </w:rPr>
+              <w:t>Lugar y día</w:t>
+            </w:r>
+          </w:p>
+        </w:tc>
+        <w:tc>
+          <w:tcPr>
+            <w:tcW w:type="dxa" w:w="6048"/>
+            <w:tcMar>
+              <w:top w:w="80" w:type="dxa"/>
+              <w:bottom w:w="80" w:type="dxa"/>
+              <w:start w:w="120" w:type="dxa"/>
+              <w:end w:w="120" w:type="dxa"/>
+            </w:tcMar>
+          </w:tcPr>
+          <w:p>
+            <w:pPr>
+              <w:spacing w:after="40" w:line="264" w:lineRule="auto"/>
+            </w:pPr>
+            <w:r>
+              <w:rPr>
+                <w:sz w:val="17"/>
+              </w:rPr>
+              <w:t>Sinagoga; Schabbat o Sabbat.</w:t>
+            </w:r>
+          </w:p>
+        </w:tc>
+      </w:tr>
+      <w:tr>
+        <w:tc>
+          <w:tcPr>
+            <w:tcW w:type="dxa" w:w="3312"/>
+            <w:tcMar>
+              <w:top w:w="80" w:type="dxa"/>
+              <w:bottom w:w="80" w:type="dxa"/>
+              <w:start w:w="120" w:type="dxa"/>
+              <w:end w:w="120" w:type="dxa"/>
+            </w:tcMar>
+          </w:tcPr>
+          <w:p>
+            <w:pPr>
+              <w:spacing w:after="40" w:line="264" w:lineRule="auto"/>
+            </w:pPr>
+            <w:r>
+              <w:rPr>
+                <w:sz w:val="17"/>
+              </w:rPr>
+              <w:t>Kippa, Tallit, Tefillin</w:t>
+            </w:r>
+          </w:p>
+        </w:tc>
+        <w:tc>
+          <w:tcPr>
+            <w:tcW w:type="dxa" w:w="6048"/>
+            <w:tcMar>
+              <w:top w:w="80" w:type="dxa"/>
+              <w:bottom w:w="80" w:type="dxa"/>
+              <w:start w:w="120" w:type="dxa"/>
+              <w:end w:w="120" w:type="dxa"/>
+            </w:tcMar>
+          </w:tcPr>
+          <w:p>
+            <w:pPr>
+              <w:spacing w:after="40" w:line="264" w:lineRule="auto"/>
+            </w:pPr>
+            <w:r>
+              <w:rPr>
+                <w:sz w:val="17"/>
+              </w:rPr>
+              <w:t>Cubrecabeza; chal de oración; correas y cajitas con textos de la Torá.</w:t>
+            </w:r>
+          </w:p>
+        </w:tc>
+      </w:tr>
+      <w:tr>
+        <w:tc>
+          <w:tcPr>
+            <w:tcW w:type="dxa" w:w="3312"/>
+            <w:tcMar>
+              <w:top w:w="80" w:type="dxa"/>
+              <w:bottom w:w="80" w:type="dxa"/>
+              <w:start w:w="120" w:type="dxa"/>
+              <w:end w:w="120" w:type="dxa"/>
+            </w:tcMar>
+          </w:tcPr>
+          <w:p>
+            <w:pPr>
+              <w:spacing w:after="40" w:line="264" w:lineRule="auto"/>
+            </w:pPr>
+            <w:r>
+              <w:rPr>
+                <w:sz w:val="17"/>
+              </w:rPr>
+              <w:t>No comer juntos</w:t>
+            </w:r>
+          </w:p>
+        </w:tc>
+        <w:tc>
+          <w:tcPr>
+            <w:tcW w:type="dxa" w:w="6048"/>
+            <w:tcMar>
+              <w:top w:w="80" w:type="dxa"/>
+              <w:bottom w:w="80" w:type="dxa"/>
+              <w:start w:w="120" w:type="dxa"/>
+              <w:end w:w="120" w:type="dxa"/>
+            </w:tcMar>
+          </w:tcPr>
+          <w:p>
+            <w:pPr>
+              <w:spacing w:after="40" w:line="264" w:lineRule="auto"/>
+            </w:pPr>
+            <w:r>
+              <w:rPr>
+                <w:sz w:val="17"/>
+              </w:rPr>
+              <w:t>Carne y productos lácteos.</w:t>
+            </w:r>
+          </w:p>
+        </w:tc>
+      </w:tr>
+      <w:tr>
+        <w:tc>
+          <w:tcPr>
+            <w:tcW w:type="dxa" w:w="3312"/>
+            <w:tcMar>
+              <w:top w:w="80" w:type="dxa"/>
+              <w:bottom w:w="80" w:type="dxa"/>
+              <w:start w:w="120" w:type="dxa"/>
+              <w:end w:w="120" w:type="dxa"/>
+            </w:tcMar>
+          </w:tcPr>
+          <w:p>
+            <w:pPr>
+              <w:spacing w:after="40" w:line="264" w:lineRule="auto"/>
+            </w:pPr>
+            <w:r>
+              <w:rPr>
+                <w:sz w:val="17"/>
+              </w:rPr>
+              <w:t>Estuche de la puerta</w:t>
+            </w:r>
+          </w:p>
+        </w:tc>
+        <w:tc>
+          <w:tcPr>
+            <w:tcW w:type="dxa" w:w="6048"/>
+            <w:tcMar>
+              <w:top w:w="80" w:type="dxa"/>
+              <w:bottom w:w="80" w:type="dxa"/>
+              <w:start w:w="120" w:type="dxa"/>
+              <w:end w:w="120" w:type="dxa"/>
+            </w:tcMar>
+          </w:tcPr>
+          <w:p>
+            <w:pPr>
+              <w:spacing w:after="40" w:line="264" w:lineRule="auto"/>
+            </w:pPr>
+            <w:r>
+              <w:rPr>
+                <w:sz w:val="17"/>
+              </w:rPr>
+              <w:t>Mezuzá; contiene un pergamino con texto sagrado.</w:t>
+            </w:r>
+          </w:p>
+        </w:tc>
+      </w:tr>
+      <w:tr>
+        <w:tc>
+          <w:tcPr>
+            <w:tcW w:type="dxa" w:w="3312"/>
+            <w:tcMar>
+              <w:top w:w="80" w:type="dxa"/>
+              <w:bottom w:w="80" w:type="dxa"/>
+              <w:start w:w="120" w:type="dxa"/>
+              <w:end w:w="120" w:type="dxa"/>
+            </w:tcMar>
+          </w:tcPr>
+          <w:p>
+            <w:pPr>
+              <w:spacing w:after="40" w:line="264" w:lineRule="auto"/>
+            </w:pPr>
+            <w:r>
+              <w:rPr>
+                <w:sz w:val="17"/>
+              </w:rPr>
+              <w:t>Muro sagrado de Jerusalén</w:t>
+            </w:r>
+          </w:p>
+        </w:tc>
+        <w:tc>
+          <w:tcPr>
+            <w:tcW w:type="dxa" w:w="6048"/>
+            <w:tcMar>
+              <w:top w:w="80" w:type="dxa"/>
+              <w:bottom w:w="80" w:type="dxa"/>
+              <w:start w:w="120" w:type="dxa"/>
+              <w:end w:w="120" w:type="dxa"/>
+            </w:tcMar>
+          </w:tcPr>
+          <w:p>
+            <w:pPr>
+              <w:spacing w:after="40" w:line="264" w:lineRule="auto"/>
+            </w:pPr>
+            <w:r>
+              <w:rPr>
+                <w:sz w:val="17"/>
+              </w:rPr>
+              <w:t>Muro Occidental, también llamado Muro de las Lamentaciones.</w:t>
+            </w:r>
+          </w:p>
+        </w:tc>
+      </w:tr>
+      <w:tr>
+        <w:tc>
+          <w:tcPr>
+            <w:tcW w:type="dxa" w:w="3312"/>
+            <w:tcMar>
+              <w:top w:w="80" w:type="dxa"/>
+              <w:bottom w:w="80" w:type="dxa"/>
+              <w:start w:w="120" w:type="dxa"/>
+              <w:end w:w="120" w:type="dxa"/>
+            </w:tcMar>
+          </w:tcPr>
+          <w:p>
+            <w:pPr>
+              <w:spacing w:after="40" w:line="264" w:lineRule="auto"/>
+            </w:pPr>
+            <w:r>
+              <w:rPr>
+                <w:sz w:val="17"/>
+              </w:rPr>
+              <w:t>Rabinos</w:t>
+            </w:r>
+          </w:p>
+        </w:tc>
+        <w:tc>
+          <w:tcPr>
+            <w:tcW w:type="dxa" w:w="6048"/>
+            <w:tcMar>
+              <w:top w:w="80" w:type="dxa"/>
+              <w:bottom w:w="80" w:type="dxa"/>
+              <w:start w:w="120" w:type="dxa"/>
+              <w:end w:w="120" w:type="dxa"/>
+            </w:tcMar>
+          </w:tcPr>
+          <w:p>
+            <w:pPr>
+              <w:spacing w:after="40" w:line="264" w:lineRule="auto"/>
+            </w:pPr>
+            <w:r>
+              <w:rPr>
+                <w:sz w:val="17"/>
+              </w:rPr>
+              <w:t>Maestros e intérpretes de la tradición judía; no son sacerdotes.</w:t>
+            </w:r>
+          </w:p>
+        </w:tc>
+      </w:tr>
+    </w:tbl>
+    <w:p>
+      <w:pPr>
+        <w:spacing w:after="20"/>
+      </w:pPr>
+      <w:r>
+        <w:rPr>
+          <w:b w:val="0"/>
+          <w:i w:val="0"/>
+        </w:rPr>
+      </w:r>
+    </w:p>
+    <w:p>
+      <w:r>
+        <w:br w:type="page"/>
+      </w:r>
+    </w:p>
+    <w:p>
+      <w:pPr>
+        <w:pStyle w:val="Heading1"/>
+      </w:pPr>
+      <w:r>
+        <w:t>12. Comprobación de las respuestas de David</w:t>
+      </w:r>
+    </w:p>
+    <w:tbl>
+      <w:tblPr>
+        <w:tblStyle w:val="TableGrid"/>
+        <w:tblW w:type="auto" w:w="0"/>
+        <w:jc w:val="center"/>
+        <w:tblLayout w:type="fixed"/>
+        <w:tblLook w:firstColumn="1" w:firstRow="1" w:lastColumn="0" w:lastRow="0" w:noHBand="0" w:noVBand="1" w:val="04A0"/>
+      </w:tblPr>
+      <w:tblGrid>
+        <w:gridCol w:w="2232"/>
+        <w:gridCol w:w="1944"/>
+        <w:gridCol w:w="5184"/>
+      </w:tblGrid>
+      <w:tr>
+        <w:trPr>
+          <w:tblHeader w:val="true"/>
+        </w:trPr>
+        <w:tc>
+          <w:tcPr>
+            <w:tcW w:type="dxa" w:w="3307"/>
+            <w:shd w:fill="E8EEF5"/>
+            <w:tcMar>
+              <w:top w:w="80" w:type="dxa"/>
+              <w:bottom w:w="80" w:type="dxa"/>
+              <w:start w:w="120" w:type="dxa"/>
+              <w:end w:w="120" w:type="dxa"/>
+            </w:tcMar>
+          </w:tcPr>
+          <w:p>
+            <w:r>
+              <w:rPr>
+                <w:b/>
+                <w:color w:val="0B4F4A"/>
+                <w:sz w:val="17"/>
+              </w:rPr>
+              <w:t>Ejercicio</w:t>
+            </w:r>
+          </w:p>
+        </w:tc>
+        <w:tc>
+          <w:tcPr>
+            <w:tcW w:type="dxa" w:w="3307"/>
+            <w:shd w:fill="E8EEF5"/>
+            <w:tcMar>
+              <w:top w:w="80" w:type="dxa"/>
+              <w:bottom w:w="80" w:type="dxa"/>
+              <w:start w:w="120" w:type="dxa"/>
+              <w:end w:w="120" w:type="dxa"/>
+            </w:tcMar>
+          </w:tcPr>
+          <w:p>
+            <w:r>
+              <w:rPr>
+                <w:b/>
+                <w:color w:val="0B4F4A"/>
+                <w:sz w:val="17"/>
+              </w:rPr>
+              <w:t>Evaluación</w:t>
+            </w:r>
+          </w:p>
+        </w:tc>
+        <w:tc>
+          <w:tcPr>
+            <w:tcW w:type="dxa" w:w="3307"/>
+            <w:shd w:fill="E8EEF5"/>
+            <w:tcMar>
+              <w:top w:w="80" w:type="dxa"/>
+              <w:bottom w:w="80" w:type="dxa"/>
+              <w:start w:w="120" w:type="dxa"/>
+              <w:end w:w="120" w:type="dxa"/>
+            </w:tcMar>
+          </w:tcPr>
+          <w:p>
+            <w:r>
+              <w:rPr>
+                <w:b/>
+                <w:color w:val="0B4F4A"/>
+                <w:sz w:val="17"/>
+              </w:rPr>
+              <w:t>Corrección o precisión</w:t>
+            </w:r>
+          </w:p>
+        </w:tc>
+      </w:tr>
+      <w:tr>
+        <w:tc>
+          <w:tcPr>
+            <w:tcW w:type="dxa" w:w="2232"/>
+            <w:tcMar>
+              <w:top w:w="80" w:type="dxa"/>
+              <w:bottom w:w="80" w:type="dxa"/>
+              <w:start w:w="120" w:type="dxa"/>
+              <w:end w:w="120" w:type="dxa"/>
+            </w:tcMar>
+          </w:tcPr>
+          <w:p>
+            <w:pPr>
+              <w:spacing w:after="40" w:line="264" w:lineRule="auto"/>
+            </w:pPr>
+            <w:r>
+              <w:rPr>
+                <w:sz w:val="17"/>
+              </w:rPr>
+              <w:t>Nombres de Allah</w:t>
+            </w:r>
+          </w:p>
+        </w:tc>
+        <w:tc>
+          <w:tcPr>
+            <w:tcW w:type="dxa" w:w="1944"/>
+            <w:tcMar>
+              <w:top w:w="80" w:type="dxa"/>
+              <w:bottom w:w="80" w:type="dxa"/>
+              <w:start w:w="120" w:type="dxa"/>
+              <w:end w:w="120" w:type="dxa"/>
+            </w:tcMar>
+          </w:tcPr>
+          <w:p>
+            <w:pPr>
+              <w:spacing w:after="40" w:line="264" w:lineRule="auto"/>
+            </w:pPr>
+            <w:r>
+              <w:rPr>
+                <w:sz w:val="17"/>
+              </w:rPr>
+              <w:t>parcial</w:t>
+            </w:r>
+          </w:p>
+        </w:tc>
+        <w:tc>
+          <w:tcPr>
+            <w:tcW w:type="dxa" w:w="5184"/>
+            <w:tcMar>
+              <w:top w:w="80" w:type="dxa"/>
+              <w:bottom w:w="80" w:type="dxa"/>
+              <w:start w:w="120" w:type="dxa"/>
+              <w:end w:w="120" w:type="dxa"/>
+            </w:tcMar>
+          </w:tcPr>
+          <w:p>
+            <w:pPr>
+              <w:spacing w:after="40" w:line="264" w:lineRule="auto"/>
+            </w:pPr>
+            <w:r>
+              <w:rPr>
+                <w:sz w:val="17"/>
+              </w:rPr>
+              <w:t>Allah; der Wächter; der Liebende. 'Der Geliebte' significa otra cosa.</w:t>
+            </w:r>
+          </w:p>
+        </w:tc>
+      </w:tr>
+      <w:tr>
+        <w:tc>
+          <w:tcPr>
+            <w:tcW w:type="dxa" w:w="2232"/>
+            <w:tcMar>
+              <w:top w:w="80" w:type="dxa"/>
+              <w:bottom w:w="80" w:type="dxa"/>
+              <w:start w:w="120" w:type="dxa"/>
+              <w:end w:w="120" w:type="dxa"/>
+            </w:tcMar>
+          </w:tcPr>
+          <w:p>
+            <w:pPr>
+              <w:spacing w:after="40" w:line="264" w:lineRule="auto"/>
+            </w:pPr>
+            <w:r>
+              <w:rPr>
+                <w:sz w:val="17"/>
+              </w:rPr>
+              <w:t>Difusión del cristianismo</w:t>
+            </w:r>
+          </w:p>
+        </w:tc>
+        <w:tc>
+          <w:tcPr>
+            <w:tcW w:type="dxa" w:w="1944"/>
+            <w:tcMar>
+              <w:top w:w="80" w:type="dxa"/>
+              <w:bottom w:w="80" w:type="dxa"/>
+              <w:start w:w="120" w:type="dxa"/>
+              <w:end w:w="120" w:type="dxa"/>
+            </w:tcMar>
+          </w:tcPr>
+          <w:p>
+            <w:pPr>
+              <w:spacing w:after="40" w:line="264" w:lineRule="auto"/>
+            </w:pPr>
+            <w:r>
+              <w:rPr>
+                <w:sz w:val="17"/>
+              </w:rPr>
+              <w:t>incorrecta</w:t>
+            </w:r>
+          </w:p>
+        </w:tc>
+        <w:tc>
+          <w:tcPr>
+            <w:tcW w:type="dxa" w:w="5184"/>
+            <w:tcMar>
+              <w:top w:w="80" w:type="dxa"/>
+              <w:bottom w:w="80" w:type="dxa"/>
+              <w:start w:w="120" w:type="dxa"/>
+              <w:end w:w="120" w:type="dxa"/>
+            </w:tcMar>
+          </w:tcPr>
+          <w:p>
+            <w:pPr>
+              <w:spacing w:after="40" w:line="264" w:lineRule="auto"/>
+            </w:pPr>
+            <w:r>
+              <w:rPr>
+                <w:sz w:val="17"/>
+              </w:rPr>
+              <w:t>El cristianismo está extendido por todo el mundo, no solo por países occidentales.</w:t>
+            </w:r>
+          </w:p>
+        </w:tc>
+      </w:tr>
+      <w:tr>
+        <w:tc>
+          <w:tcPr>
+            <w:tcW w:type="dxa" w:w="2232"/>
+            <w:tcMar>
+              <w:top w:w="80" w:type="dxa"/>
+              <w:bottom w:w="80" w:type="dxa"/>
+              <w:start w:w="120" w:type="dxa"/>
+              <w:end w:w="120" w:type="dxa"/>
+            </w:tcMar>
+          </w:tcPr>
+          <w:p>
+            <w:pPr>
+              <w:spacing w:after="40" w:line="264" w:lineRule="auto"/>
+            </w:pPr>
+            <w:r>
+              <w:rPr>
+                <w:sz w:val="17"/>
+              </w:rPr>
+              <w:t>Recitación del Corán</w:t>
+            </w:r>
+          </w:p>
+        </w:tc>
+        <w:tc>
+          <w:tcPr>
+            <w:tcW w:type="dxa" w:w="1944"/>
+            <w:tcMar>
+              <w:top w:w="80" w:type="dxa"/>
+              <w:bottom w:w="80" w:type="dxa"/>
+              <w:start w:w="120" w:type="dxa"/>
+              <w:end w:w="120" w:type="dxa"/>
+            </w:tcMar>
+          </w:tcPr>
+          <w:p>
+            <w:pPr>
+              <w:spacing w:after="40" w:line="264" w:lineRule="auto"/>
+            </w:pPr>
+            <w:r>
+              <w:rPr>
+                <w:sz w:val="17"/>
+              </w:rPr>
+              <w:t>parcial</w:t>
+            </w:r>
+          </w:p>
+        </w:tc>
+        <w:tc>
+          <w:tcPr>
+            <w:tcW w:type="dxa" w:w="5184"/>
+            <w:tcMar>
+              <w:top w:w="80" w:type="dxa"/>
+              <w:bottom w:w="80" w:type="dxa"/>
+              <w:start w:w="120" w:type="dxa"/>
+              <w:end w:w="120" w:type="dxa"/>
+            </w:tcMar>
+          </w:tcPr>
+          <w:p>
+            <w:pPr>
+              <w:spacing w:after="40" w:line="264" w:lineRule="auto"/>
+            </w:pPr>
+            <w:r>
+              <w:rPr>
+                <w:sz w:val="17"/>
+              </w:rPr>
+              <w:t>Los capítulos son Suren; el Corán se rezitiert, no se describe simplemente como canto.</w:t>
+            </w:r>
+          </w:p>
+        </w:tc>
+      </w:tr>
+      <w:tr>
+        <w:tc>
+          <w:tcPr>
+            <w:tcW w:type="dxa" w:w="2232"/>
+            <w:tcMar>
+              <w:top w:w="80" w:type="dxa"/>
+              <w:bottom w:w="80" w:type="dxa"/>
+              <w:start w:w="120" w:type="dxa"/>
+              <w:end w:w="120" w:type="dxa"/>
+            </w:tcMar>
+          </w:tcPr>
+          <w:p>
+            <w:pPr>
+              <w:spacing w:after="40" w:line="264" w:lineRule="auto"/>
+            </w:pPr>
+            <w:r>
+              <w:rPr>
+                <w:sz w:val="17"/>
+              </w:rPr>
+              <w:t>Cinco pilares</w:t>
+            </w:r>
+          </w:p>
+        </w:tc>
+        <w:tc>
+          <w:tcPr>
+            <w:tcW w:type="dxa" w:w="1944"/>
+            <w:tcMar>
+              <w:top w:w="80" w:type="dxa"/>
+              <w:bottom w:w="80" w:type="dxa"/>
+              <w:start w:w="120" w:type="dxa"/>
+              <w:end w:w="120" w:type="dxa"/>
+            </w:tcMar>
+          </w:tcPr>
+          <w:p>
+            <w:pPr>
+              <w:spacing w:after="40" w:line="264" w:lineRule="auto"/>
+            </w:pPr>
+            <w:r>
+              <w:rPr>
+                <w:sz w:val="17"/>
+              </w:rPr>
+              <w:t>incompleta</w:t>
+            </w:r>
+          </w:p>
+        </w:tc>
+        <w:tc>
+          <w:tcPr>
+            <w:tcW w:type="dxa" w:w="5184"/>
+            <w:tcMar>
+              <w:top w:w="80" w:type="dxa"/>
+              <w:bottom w:w="80" w:type="dxa"/>
+              <w:start w:w="120" w:type="dxa"/>
+              <w:end w:w="120" w:type="dxa"/>
+            </w:tcMar>
+          </w:tcPr>
+          <w:p>
+            <w:pPr>
+              <w:spacing w:after="40" w:line="264" w:lineRule="auto"/>
+            </w:pPr>
+            <w:r>
+              <w:rPr>
+                <w:sz w:val="17"/>
+              </w:rPr>
+              <w:t>Profesión de fe, oración, zakat, ayuno de Ramadán y peregrinación; faltaba la oración.</w:t>
+            </w:r>
+          </w:p>
+        </w:tc>
+      </w:tr>
+      <w:tr>
+        <w:tc>
+          <w:tcPr>
+            <w:tcW w:type="dxa" w:w="2232"/>
+            <w:tcMar>
+              <w:top w:w="80" w:type="dxa"/>
+              <w:bottom w:w="80" w:type="dxa"/>
+              <w:start w:w="120" w:type="dxa"/>
+              <w:end w:w="120" w:type="dxa"/>
+            </w:tcMar>
+          </w:tcPr>
+          <w:p>
+            <w:pPr>
+              <w:spacing w:after="40" w:line="264" w:lineRule="auto"/>
+            </w:pPr>
+            <w:r>
+              <w:rPr>
+                <w:sz w:val="17"/>
+              </w:rPr>
+              <w:t>Contenido de la fe</w:t>
+            </w:r>
+          </w:p>
+        </w:tc>
+        <w:tc>
+          <w:tcPr>
+            <w:tcW w:type="dxa" w:w="1944"/>
+            <w:tcMar>
+              <w:top w:w="80" w:type="dxa"/>
+              <w:bottom w:w="80" w:type="dxa"/>
+              <w:start w:w="120" w:type="dxa"/>
+              <w:end w:w="120" w:type="dxa"/>
+            </w:tcMar>
+          </w:tcPr>
+          <w:p>
+            <w:pPr>
+              <w:spacing w:after="40" w:line="264" w:lineRule="auto"/>
+            </w:pPr>
+            <w:r>
+              <w:rPr>
+                <w:sz w:val="17"/>
+              </w:rPr>
+              <w:t>incorrecta</w:t>
+            </w:r>
+          </w:p>
+        </w:tc>
+        <w:tc>
+          <w:tcPr>
+            <w:tcW w:type="dxa" w:w="5184"/>
+            <w:tcMar>
+              <w:top w:w="80" w:type="dxa"/>
+              <w:bottom w:w="80" w:type="dxa"/>
+              <w:start w:w="120" w:type="dxa"/>
+              <w:end w:w="120" w:type="dxa"/>
+            </w:tcMar>
+          </w:tcPr>
+          <w:p>
+            <w:pPr>
+              <w:spacing w:after="40" w:line="264" w:lineRule="auto"/>
+            </w:pPr>
+            <w:r>
+              <w:rPr>
+                <w:sz w:val="17"/>
+              </w:rPr>
+              <w:t>Ideas, valores, conducta, normas, costumbres, fiestas, oración y comunidad.</w:t>
+            </w:r>
+          </w:p>
+        </w:tc>
+      </w:tr>
+      <w:tr>
+        <w:tc>
+          <w:tcPr>
+            <w:tcW w:type="dxa" w:w="2232"/>
+            <w:tcMar>
+              <w:top w:w="80" w:type="dxa"/>
+              <w:bottom w:w="80" w:type="dxa"/>
+              <w:start w:w="120" w:type="dxa"/>
+              <w:end w:w="120" w:type="dxa"/>
+            </w:tcMar>
+          </w:tcPr>
+          <w:p>
+            <w:pPr>
+              <w:spacing w:after="40" w:line="264" w:lineRule="auto"/>
+            </w:pPr>
+            <w:r>
+              <w:rPr>
+                <w:sz w:val="17"/>
+              </w:rPr>
+              <w:t>Gráfico de cien</w:t>
+            </w:r>
+          </w:p>
+        </w:tc>
+        <w:tc>
+          <w:tcPr>
+            <w:tcW w:type="dxa" w:w="1944"/>
+            <w:tcMar>
+              <w:top w:w="80" w:type="dxa"/>
+              <w:bottom w:w="80" w:type="dxa"/>
+              <w:start w:w="120" w:type="dxa"/>
+              <w:end w:w="120" w:type="dxa"/>
+            </w:tcMar>
+          </w:tcPr>
+          <w:p>
+            <w:pPr>
+              <w:spacing w:after="40" w:line="264" w:lineRule="auto"/>
+            </w:pPr>
+            <w:r>
+              <w:rPr>
+                <w:sz w:val="17"/>
+              </w:rPr>
+              <w:t>tres cifras incorrectas</w:t>
+            </w:r>
+          </w:p>
+        </w:tc>
+        <w:tc>
+          <w:tcPr>
+            <w:tcW w:type="dxa" w:w="5184"/>
+            <w:tcMar>
+              <w:top w:w="80" w:type="dxa"/>
+              <w:bottom w:w="80" w:type="dxa"/>
+              <w:start w:w="120" w:type="dxa"/>
+              <w:end w:w="120" w:type="dxa"/>
+            </w:tcMar>
+          </w:tcPr>
+          <w:p>
+            <w:pPr>
+              <w:spacing w:after="40" w:line="264" w:lineRule="auto"/>
+            </w:pPr>
+            <w:r>
+              <w:rPr>
+                <w:sz w:val="17"/>
+              </w:rPr>
+              <w:t>31 cristianos, 23 musulmanes, 15 hindúes, 1 judío, 7 budistas y 23 otros/ninguna.</w:t>
+            </w:r>
+          </w:p>
+        </w:tc>
+      </w:tr>
+      <w:tr>
+        <w:tc>
+          <w:tcPr>
+            <w:tcW w:type="dxa" w:w="2232"/>
+            <w:tcMar>
+              <w:top w:w="80" w:type="dxa"/>
+              <w:bottom w:w="80" w:type="dxa"/>
+              <w:start w:w="120" w:type="dxa"/>
+              <w:end w:w="120" w:type="dxa"/>
+            </w:tcMar>
+          </w:tcPr>
+          <w:p>
+            <w:pPr>
+              <w:spacing w:after="40" w:line="264" w:lineRule="auto"/>
+            </w:pPr>
+            <w:r>
+              <w:rPr>
+                <w:sz w:val="17"/>
+              </w:rPr>
+              <w:t>Símbolo judío</w:t>
+            </w:r>
+          </w:p>
+        </w:tc>
+        <w:tc>
+          <w:tcPr>
+            <w:tcW w:type="dxa" w:w="1944"/>
+            <w:tcMar>
+              <w:top w:w="80" w:type="dxa"/>
+              <w:bottom w:w="80" w:type="dxa"/>
+              <w:start w:w="120" w:type="dxa"/>
+              <w:end w:w="120" w:type="dxa"/>
+            </w:tcMar>
+          </w:tcPr>
+          <w:p>
+            <w:pPr>
+              <w:spacing w:after="40" w:line="264" w:lineRule="auto"/>
+            </w:pPr>
+            <w:r>
+              <w:rPr>
+                <w:sz w:val="17"/>
+              </w:rPr>
+              <w:t>posible, pero no era la respuesta objetivo</w:t>
+            </w:r>
+          </w:p>
+        </w:tc>
+        <w:tc>
+          <w:tcPr>
+            <w:tcW w:type="dxa" w:w="5184"/>
+            <w:tcMar>
+              <w:top w:w="80" w:type="dxa"/>
+              <w:bottom w:w="80" w:type="dxa"/>
+              <w:start w:w="120" w:type="dxa"/>
+              <w:end w:w="120" w:type="dxa"/>
+            </w:tcMar>
+          </w:tcPr>
+          <w:p>
+            <w:pPr>
+              <w:spacing w:after="40" w:line="264" w:lineRule="auto"/>
+            </w:pPr>
+            <w:r>
+              <w:rPr>
+                <w:sz w:val="17"/>
+              </w:rPr>
+              <w:t>La menorá es judía; el paquete utiliza la estrella de David para la asociación.</w:t>
+            </w:r>
+          </w:p>
+        </w:tc>
+      </w:tr>
+      <w:tr>
+        <w:tc>
+          <w:tcPr>
+            <w:tcW w:type="dxa" w:w="2232"/>
+            <w:tcMar>
+              <w:top w:w="80" w:type="dxa"/>
+              <w:bottom w:w="80" w:type="dxa"/>
+              <w:start w:w="120" w:type="dxa"/>
+              <w:end w:w="120" w:type="dxa"/>
+            </w:tcMar>
+          </w:tcPr>
+          <w:p>
+            <w:pPr>
+              <w:spacing w:after="40" w:line="264" w:lineRule="auto"/>
+            </w:pPr>
+            <w:r>
+              <w:rPr>
+                <w:sz w:val="17"/>
+              </w:rPr>
+              <w:t>Schabbat</w:t>
+            </w:r>
+          </w:p>
+        </w:tc>
+        <w:tc>
+          <w:tcPr>
+            <w:tcW w:type="dxa" w:w="1944"/>
+            <w:tcMar>
+              <w:top w:w="80" w:type="dxa"/>
+              <w:bottom w:w="80" w:type="dxa"/>
+              <w:start w:w="120" w:type="dxa"/>
+              <w:end w:w="120" w:type="dxa"/>
+            </w:tcMar>
+          </w:tcPr>
+          <w:p>
+            <w:pPr>
+              <w:spacing w:after="40" w:line="264" w:lineRule="auto"/>
+            </w:pPr>
+            <w:r>
+              <w:rPr>
+                <w:sz w:val="17"/>
+              </w:rPr>
+              <w:t>contenido correcto</w:t>
+            </w:r>
+          </w:p>
+        </w:tc>
+        <w:tc>
+          <w:tcPr>
+            <w:tcW w:type="dxa" w:w="5184"/>
+            <w:tcMar>
+              <w:top w:w="80" w:type="dxa"/>
+              <w:bottom w:w="80" w:type="dxa"/>
+              <w:start w:w="120" w:type="dxa"/>
+              <w:end w:w="120" w:type="dxa"/>
+            </w:tcMar>
+          </w:tcPr>
+          <w:p>
+            <w:pPr>
+              <w:spacing w:after="40" w:line="264" w:lineRule="auto"/>
+            </w:pPr>
+            <w:r>
+              <w:rPr>
+                <w:sz w:val="17"/>
+              </w:rPr>
+              <w:t>Grafía alemana: Schabbat o Sabbat.</w:t>
+            </w:r>
+          </w:p>
+        </w:tc>
+      </w:tr>
+    </w:tbl>
+    <w:p>
+      <w:pPr>
+        <w:spacing w:after="20"/>
+      </w:pPr>
+      <w:r>
+        <w:rPr>
+          <w:b w:val="0"/>
+          <w:i w:val="0"/>
+        </w:rPr>
+      </w:r>
+    </w:p>
+    <w:p>
+      <w:r>
+        <w:rPr>
+          <w:b w:val="0"/>
+          <w:i/>
+          <w:color w:val="596A70"/>
+          <w:sz w:val="18"/>
+        </w:rPr>
+        <w:t>Las líneas vacías no se han evaluado como respuestas de David.</w:t>
+      </w:r>
+    </w:p>
+    <w:p>
+      <w:r>
+        <w:br w:type="page"/>
+      </w:r>
+    </w:p>
+    <w:p>
+      <w:pPr>
+        <w:pStyle w:val="Heading1"/>
+      </w:pPr>
+      <w:r>
+        <w:t>13. Control rápido para familias</w:t>
       </w:r>
     </w:p>
     <w:p>

--- a/deliverables/Soluciones_Prueba_1_ES.docx
+++ b/deliverables/Soluciones_Prueba_1_ES.docx
@@ -7287,7 +7287,699 @@
         <w:pStyle w:val="Heading1"/>
       </w:pPr>
       <w:r>
-        <w:t>13. Control rápido para familias</w:t>
+        <w:t>13. Soluciones verificadas de las fichas nuevas</w:t>
+      </w:r>
+    </w:p>
+    <w:p>
+      <w:pPr>
+        <w:pStyle w:val="Heading2"/>
+      </w:pPr>
+      <w:r>
+        <w:t>Biblia y sacramentos</w:t>
+      </w:r>
+    </w:p>
+    <w:tbl>
+      <w:tblPr>
+        <w:tblStyle w:val="TableGrid"/>
+        <w:tblW w:type="auto" w:w="0"/>
+        <w:jc w:val="center"/>
+        <w:tblLayout w:type="fixed"/>
+        <w:tblLook w:firstColumn="1" w:firstRow="1" w:lastColumn="0" w:lastRow="0" w:noHBand="0" w:noVBand="1" w:val="04A0"/>
+      </w:tblPr>
+      <w:tblGrid>
+        <w:gridCol w:w="2880"/>
+        <w:gridCol w:w="6480"/>
+      </w:tblGrid>
+      <w:tr>
+        <w:trPr>
+          <w:tblHeader w:val="true"/>
+        </w:trPr>
+        <w:tc>
+          <w:tcPr>
+            <w:tcW w:type="dxa" w:w="4961"/>
+            <w:shd w:fill="E8EEF5"/>
+            <w:tcMar>
+              <w:top w:w="80" w:type="dxa"/>
+              <w:bottom w:w="80" w:type="dxa"/>
+              <w:start w:w="120" w:type="dxa"/>
+              <w:end w:w="120" w:type="dxa"/>
+            </w:tcMar>
+          </w:tcPr>
+          <w:p>
+            <w:r>
+              <w:rPr>
+                <w:b/>
+                <w:color w:val="0B4F4A"/>
+                <w:sz w:val="17"/>
+              </w:rPr>
+              <w:t>Actividad</w:t>
+            </w:r>
+          </w:p>
+        </w:tc>
+        <w:tc>
+          <w:tcPr>
+            <w:tcW w:type="dxa" w:w="4961"/>
+            <w:shd w:fill="E8EEF5"/>
+            <w:tcMar>
+              <w:top w:w="80" w:type="dxa"/>
+              <w:bottom w:w="80" w:type="dxa"/>
+              <w:start w:w="120" w:type="dxa"/>
+              <w:end w:w="120" w:type="dxa"/>
+            </w:tcMar>
+          </w:tcPr>
+          <w:p>
+            <w:r>
+              <w:rPr>
+                <w:b/>
+                <w:color w:val="0B4F4A"/>
+                <w:sz w:val="17"/>
+              </w:rPr>
+              <w:t>Solución comprobada</w:t>
+            </w:r>
+          </w:p>
+        </w:tc>
+      </w:tr>
+      <w:tr>
+        <w:tc>
+          <w:tcPr>
+            <w:tcW w:type="dxa" w:w="2880"/>
+            <w:tcMar>
+              <w:top w:w="80" w:type="dxa"/>
+              <w:bottom w:w="80" w:type="dxa"/>
+              <w:start w:w="120" w:type="dxa"/>
+              <w:end w:w="120" w:type="dxa"/>
+            </w:tcMar>
+          </w:tcPr>
+          <w:p>
+            <w:pPr>
+              <w:spacing w:after="40" w:line="264" w:lineRule="auto"/>
+            </w:pPr>
+            <w:r>
+              <w:rPr>
+                <w:sz w:val="17"/>
+              </w:rPr>
+              <w:t>Partes de la Biblia</w:t>
+            </w:r>
+          </w:p>
+        </w:tc>
+        <w:tc>
+          <w:tcPr>
+            <w:tcW w:type="dxa" w:w="6480"/>
+            <w:tcMar>
+              <w:top w:w="80" w:type="dxa"/>
+              <w:bottom w:w="80" w:type="dxa"/>
+              <w:start w:w="120" w:type="dxa"/>
+              <w:end w:w="120" w:type="dxa"/>
+            </w:tcMar>
+          </w:tcPr>
+          <w:p>
+            <w:pPr>
+              <w:spacing w:after="40" w:line="264" w:lineRule="auto"/>
+            </w:pPr>
+            <w:r>
+              <w:rPr>
+                <w:sz w:val="17"/>
+              </w:rPr>
+              <w:t>Primer/Antiguo Testamento y Nuevo Testamento.</w:t>
+            </w:r>
+          </w:p>
+        </w:tc>
+      </w:tr>
+      <w:tr>
+        <w:tc>
+          <w:tcPr>
+            <w:tcW w:type="dxa" w:w="2880"/>
+            <w:tcMar>
+              <w:top w:w="80" w:type="dxa"/>
+              <w:bottom w:w="80" w:type="dxa"/>
+              <w:start w:w="120" w:type="dxa"/>
+              <w:end w:w="120" w:type="dxa"/>
+            </w:tcMar>
+          </w:tcPr>
+          <w:p>
+            <w:pPr>
+              <w:spacing w:after="40" w:line="264" w:lineRule="auto"/>
+            </w:pPr>
+            <w:r>
+              <w:rPr>
+                <w:sz w:val="17"/>
+              </w:rPr>
+              <w:t>Número de libros</w:t>
+            </w:r>
+          </w:p>
+        </w:tc>
+        <w:tc>
+          <w:tcPr>
+            <w:tcW w:type="dxa" w:w="6480"/>
+            <w:tcMar>
+              <w:top w:w="80" w:type="dxa"/>
+              <w:bottom w:w="80" w:type="dxa"/>
+              <w:start w:w="120" w:type="dxa"/>
+              <w:end w:w="120" w:type="dxa"/>
+            </w:tcMar>
+          </w:tcPr>
+          <w:p>
+            <w:pPr>
+              <w:spacing w:after="40" w:line="264" w:lineRule="auto"/>
+            </w:pPr>
+            <w:r>
+              <w:rPr>
+                <w:sz w:val="17"/>
+              </w:rPr>
+              <w:t>66 en el canon evangélico; otras tradiciones cristianas cuentan de otro modo.</w:t>
+            </w:r>
+          </w:p>
+        </w:tc>
+      </w:tr>
+      <w:tr>
+        <w:tc>
+          <w:tcPr>
+            <w:tcW w:type="dxa" w:w="2880"/>
+            <w:tcMar>
+              <w:top w:w="80" w:type="dxa"/>
+              <w:bottom w:w="80" w:type="dxa"/>
+              <w:start w:w="120" w:type="dxa"/>
+              <w:end w:w="120" w:type="dxa"/>
+            </w:tcMar>
+          </w:tcPr>
+          <w:p>
+            <w:pPr>
+              <w:spacing w:after="40" w:line="264" w:lineRule="auto"/>
+            </w:pPr>
+            <w:r>
+              <w:rPr>
+                <w:sz w:val="17"/>
+              </w:rPr>
+              <w:t>Evangelios</w:t>
+            </w:r>
+          </w:p>
+        </w:tc>
+        <w:tc>
+          <w:tcPr>
+            <w:tcW w:type="dxa" w:w="6480"/>
+            <w:tcMar>
+              <w:top w:w="80" w:type="dxa"/>
+              <w:bottom w:w="80" w:type="dxa"/>
+              <w:start w:w="120" w:type="dxa"/>
+              <w:end w:w="120" w:type="dxa"/>
+            </w:tcMar>
+          </w:tcPr>
+          <w:p>
+            <w:pPr>
+              <w:spacing w:after="40" w:line="264" w:lineRule="auto"/>
+            </w:pPr>
+            <w:r>
+              <w:rPr>
+                <w:sz w:val="17"/>
+              </w:rPr>
+              <w:t>Mateo, Marcos, Lucas y Juan; Evangelium significa buena noticia.</w:t>
+            </w:r>
+          </w:p>
+        </w:tc>
+      </w:tr>
+      <w:tr>
+        <w:tc>
+          <w:tcPr>
+            <w:tcW w:type="dxa" w:w="2880"/>
+            <w:tcMar>
+              <w:top w:w="80" w:type="dxa"/>
+              <w:bottom w:w="80" w:type="dxa"/>
+              <w:start w:w="120" w:type="dxa"/>
+              <w:end w:w="120" w:type="dxa"/>
+            </w:tcMar>
+          </w:tcPr>
+          <w:p>
+            <w:pPr>
+              <w:spacing w:after="40" w:line="264" w:lineRule="auto"/>
+            </w:pPr>
+            <w:r>
+              <w:rPr>
+                <w:sz w:val="17"/>
+              </w:rPr>
+              <w:t>Sacramentos católicos</w:t>
+            </w:r>
+          </w:p>
+        </w:tc>
+        <w:tc>
+          <w:tcPr>
+            <w:tcW w:type="dxa" w:w="6480"/>
+            <w:tcMar>
+              <w:top w:w="80" w:type="dxa"/>
+              <w:bottom w:w="80" w:type="dxa"/>
+              <w:start w:w="120" w:type="dxa"/>
+              <w:end w:w="120" w:type="dxa"/>
+            </w:tcMar>
+          </w:tcPr>
+          <w:p>
+            <w:pPr>
+              <w:spacing w:after="40" w:line="264" w:lineRule="auto"/>
+            </w:pPr>
+            <w:r>
+              <w:rPr>
+                <w:sz w:val="17"/>
+              </w:rPr>
+              <w:t>Bautismo, confirmación, eucaristía, penitencia/reconciliación, unción, orden y matrimonio.</w:t>
+            </w:r>
+          </w:p>
+        </w:tc>
+      </w:tr>
+      <w:tr>
+        <w:tc>
+          <w:tcPr>
+            <w:tcW w:type="dxa" w:w="2880"/>
+            <w:tcMar>
+              <w:top w:w="80" w:type="dxa"/>
+              <w:bottom w:w="80" w:type="dxa"/>
+              <w:start w:w="120" w:type="dxa"/>
+              <w:end w:w="120" w:type="dxa"/>
+            </w:tcMar>
+          </w:tcPr>
+          <w:p>
+            <w:pPr>
+              <w:spacing w:after="40" w:line="264" w:lineRule="auto"/>
+            </w:pPr>
+            <w:r>
+              <w:rPr>
+                <w:sz w:val="17"/>
+              </w:rPr>
+              <w:t>Sacramentos evangélicos</w:t>
+            </w:r>
+          </w:p>
+        </w:tc>
+        <w:tc>
+          <w:tcPr>
+            <w:tcW w:type="dxa" w:w="6480"/>
+            <w:tcMar>
+              <w:top w:w="80" w:type="dxa"/>
+              <w:bottom w:w="80" w:type="dxa"/>
+              <w:start w:w="120" w:type="dxa"/>
+              <w:end w:w="120" w:type="dxa"/>
+            </w:tcMar>
+          </w:tcPr>
+          <w:p>
+            <w:pPr>
+              <w:spacing w:after="40" w:line="264" w:lineRule="auto"/>
+            </w:pPr>
+            <w:r>
+              <w:rPr>
+                <w:sz w:val="17"/>
+              </w:rPr>
+              <w:t>Bautismo y cena del Señor; Konfirmation y Trauung son celebraciones importantes.</w:t>
+            </w:r>
+          </w:p>
+        </w:tc>
+      </w:tr>
+    </w:tbl>
+    <w:p>
+      <w:pPr>
+        <w:spacing w:after="20"/>
+      </w:pPr>
+      <w:r>
+        <w:rPr>
+          <w:b w:val="0"/>
+          <w:i w:val="0"/>
+        </w:rPr>
+      </w:r>
+    </w:p>
+    <w:p>
+      <w:pPr>
+        <w:pStyle w:val="Heading2"/>
+      </w:pPr>
+      <w:r>
+        <w:t>Corán y judaísmo</w:t>
+      </w:r>
+    </w:p>
+    <w:tbl>
+      <w:tblPr>
+        <w:tblStyle w:val="TableGrid"/>
+        <w:tblW w:type="auto" w:w="0"/>
+        <w:jc w:val="center"/>
+        <w:tblLayout w:type="fixed"/>
+        <w:tblLook w:firstColumn="1" w:firstRow="1" w:lastColumn="0" w:lastRow="0" w:noHBand="0" w:noVBand="1" w:val="04A0"/>
+      </w:tblPr>
+      <w:tblGrid>
+        <w:gridCol w:w="2880"/>
+        <w:gridCol w:w="6480"/>
+      </w:tblGrid>
+      <w:tr>
+        <w:trPr>
+          <w:tblHeader w:val="true"/>
+        </w:trPr>
+        <w:tc>
+          <w:tcPr>
+            <w:tcW w:type="dxa" w:w="4961"/>
+            <w:shd w:fill="E8EEF5"/>
+            <w:tcMar>
+              <w:top w:w="80" w:type="dxa"/>
+              <w:bottom w:w="80" w:type="dxa"/>
+              <w:start w:w="120" w:type="dxa"/>
+              <w:end w:w="120" w:type="dxa"/>
+            </w:tcMar>
+          </w:tcPr>
+          <w:p>
+            <w:r>
+              <w:rPr>
+                <w:b/>
+                <w:color w:val="0B4F4A"/>
+                <w:sz w:val="16"/>
+              </w:rPr>
+              <w:t>Actividad</w:t>
+            </w:r>
+          </w:p>
+        </w:tc>
+        <w:tc>
+          <w:tcPr>
+            <w:tcW w:type="dxa" w:w="4961"/>
+            <w:shd w:fill="E8EEF5"/>
+            <w:tcMar>
+              <w:top w:w="80" w:type="dxa"/>
+              <w:bottom w:w="80" w:type="dxa"/>
+              <w:start w:w="120" w:type="dxa"/>
+              <w:end w:w="120" w:type="dxa"/>
+            </w:tcMar>
+          </w:tcPr>
+          <w:p>
+            <w:r>
+              <w:rPr>
+                <w:b/>
+                <w:color w:val="0B4F4A"/>
+                <w:sz w:val="16"/>
+              </w:rPr>
+              <w:t>Solución comprobada</w:t>
+            </w:r>
+          </w:p>
+        </w:tc>
+      </w:tr>
+      <w:tr>
+        <w:tc>
+          <w:tcPr>
+            <w:tcW w:type="dxa" w:w="2880"/>
+            <w:tcMar>
+              <w:top w:w="80" w:type="dxa"/>
+              <w:bottom w:w="80" w:type="dxa"/>
+              <w:start w:w="120" w:type="dxa"/>
+              <w:end w:w="120" w:type="dxa"/>
+            </w:tcMar>
+          </w:tcPr>
+          <w:p>
+            <w:pPr>
+              <w:spacing w:after="40" w:line="264" w:lineRule="auto"/>
+            </w:pPr>
+            <w:r>
+              <w:rPr>
+                <w:sz w:val="16"/>
+              </w:rPr>
+              <w:t>Corán</w:t>
+            </w:r>
+          </w:p>
+        </w:tc>
+        <w:tc>
+          <w:tcPr>
+            <w:tcW w:type="dxa" w:w="6480"/>
+            <w:tcMar>
+              <w:top w:w="80" w:type="dxa"/>
+              <w:bottom w:w="80" w:type="dxa"/>
+              <w:start w:w="120" w:type="dxa"/>
+              <w:end w:w="120" w:type="dxa"/>
+            </w:tcMar>
+          </w:tcPr>
+          <w:p>
+            <w:pPr>
+              <w:spacing w:after="40" w:line="264" w:lineRule="auto"/>
+            </w:pPr>
+            <w:r>
+              <w:rPr>
+                <w:sz w:val="16"/>
+              </w:rPr>
+              <w:t>114 suras; texto árabe; las traducciones reproducen significados.</w:t>
+            </w:r>
+          </w:p>
+        </w:tc>
+      </w:tr>
+      <w:tr>
+        <w:tc>
+          <w:tcPr>
+            <w:tcW w:type="dxa" w:w="2880"/>
+            <w:tcMar>
+              <w:top w:w="80" w:type="dxa"/>
+              <w:bottom w:w="80" w:type="dxa"/>
+              <w:start w:w="120" w:type="dxa"/>
+              <w:end w:w="120" w:type="dxa"/>
+            </w:tcMar>
+          </w:tcPr>
+          <w:p>
+            <w:pPr>
+              <w:spacing w:after="40" w:line="264" w:lineRule="auto"/>
+            </w:pPr>
+            <w:r>
+              <w:rPr>
+                <w:sz w:val="16"/>
+              </w:rPr>
+              <w:t>Transmisión</w:t>
+            </w:r>
+          </w:p>
+        </w:tc>
+        <w:tc>
+          <w:tcPr>
+            <w:tcW w:type="dxa" w:w="6480"/>
+            <w:tcMar>
+              <w:top w:w="80" w:type="dxa"/>
+              <w:bottom w:w="80" w:type="dxa"/>
+              <w:start w:w="120" w:type="dxa"/>
+              <w:end w:w="120" w:type="dxa"/>
+            </w:tcMar>
+          </w:tcPr>
+          <w:p>
+            <w:pPr>
+              <w:spacing w:after="40" w:line="264" w:lineRule="auto"/>
+            </w:pPr>
+            <w:r>
+              <w:rPr>
+                <w:sz w:val="16"/>
+              </w:rPr>
+              <w:t>Conservación oral y escrita; recopilación y unificación después de la muerte de Mahoma.</w:t>
+            </w:r>
+          </w:p>
+        </w:tc>
+      </w:tr>
+      <w:tr>
+        <w:tc>
+          <w:tcPr>
+            <w:tcW w:type="dxa" w:w="2880"/>
+            <w:tcMar>
+              <w:top w:w="80" w:type="dxa"/>
+              <w:bottom w:w="80" w:type="dxa"/>
+              <w:start w:w="120" w:type="dxa"/>
+              <w:end w:w="120" w:type="dxa"/>
+            </w:tcMar>
+          </w:tcPr>
+          <w:p>
+            <w:pPr>
+              <w:spacing w:after="40" w:line="264" w:lineRule="auto"/>
+            </w:pPr>
+            <w:r>
+              <w:rPr>
+                <w:sz w:val="16"/>
+              </w:rPr>
+              <w:t>Hebreo y Torá</w:t>
+            </w:r>
+          </w:p>
+        </w:tc>
+        <w:tc>
+          <w:tcPr>
+            <w:tcW w:type="dxa" w:w="6480"/>
+            <w:tcMar>
+              <w:top w:w="80" w:type="dxa"/>
+              <w:bottom w:w="80" w:type="dxa"/>
+              <w:start w:w="120" w:type="dxa"/>
+              <w:end w:w="120" w:type="dxa"/>
+            </w:tcMar>
+          </w:tcPr>
+          <w:p>
+            <w:pPr>
+              <w:spacing w:after="40" w:line="264" w:lineRule="auto"/>
+            </w:pPr>
+            <w:r>
+              <w:rPr>
+                <w:sz w:val="16"/>
+              </w:rPr>
+              <w:t>Lectura de derecha a izquierda; un sofer escribe la Torá a mano sobre pergamino.</w:t>
+            </w:r>
+          </w:p>
+        </w:tc>
+      </w:tr>
+      <w:tr>
+        <w:tc>
+          <w:tcPr>
+            <w:tcW w:type="dxa" w:w="2880"/>
+            <w:tcMar>
+              <w:top w:w="80" w:type="dxa"/>
+              <w:bottom w:w="80" w:type="dxa"/>
+              <w:start w:w="120" w:type="dxa"/>
+              <w:end w:w="120" w:type="dxa"/>
+            </w:tcMar>
+          </w:tcPr>
+          <w:p>
+            <w:pPr>
+              <w:spacing w:after="40" w:line="264" w:lineRule="auto"/>
+            </w:pPr>
+            <w:r>
+              <w:rPr>
+                <w:sz w:val="16"/>
+              </w:rPr>
+              <w:t>Fiestas judías</w:t>
+            </w:r>
+          </w:p>
+        </w:tc>
+        <w:tc>
+          <w:tcPr>
+            <w:tcW w:type="dxa" w:w="6480"/>
+            <w:tcMar>
+              <w:top w:w="80" w:type="dxa"/>
+              <w:bottom w:w="80" w:type="dxa"/>
+              <w:start w:w="120" w:type="dxa"/>
+              <w:end w:w="120" w:type="dxa"/>
+            </w:tcMar>
+          </w:tcPr>
+          <w:p>
+            <w:pPr>
+              <w:spacing w:after="40" w:line="264" w:lineRule="auto"/>
+            </w:pPr>
+            <w:r>
+              <w:rPr>
+                <w:sz w:val="16"/>
+              </w:rPr>
+              <w:t>Rosch Haschana: año nuevo. Jom Kippur: conversión, perdón y reconciliación.</w:t>
+            </w:r>
+          </w:p>
+        </w:tc>
+      </w:tr>
+      <w:tr>
+        <w:tc>
+          <w:tcPr>
+            <w:tcW w:type="dxa" w:w="2880"/>
+            <w:tcMar>
+              <w:top w:w="80" w:type="dxa"/>
+              <w:bottom w:w="80" w:type="dxa"/>
+              <w:start w:w="120" w:type="dxa"/>
+              <w:end w:w="120" w:type="dxa"/>
+            </w:tcMar>
+          </w:tcPr>
+          <w:p>
+            <w:pPr>
+              <w:spacing w:after="40" w:line="264" w:lineRule="auto"/>
+            </w:pPr>
+            <w:r>
+              <w:rPr>
+                <w:sz w:val="16"/>
+              </w:rPr>
+              <w:t>Sinagoga</w:t>
+            </w:r>
+          </w:p>
+        </w:tc>
+        <w:tc>
+          <w:tcPr>
+            <w:tcW w:type="dxa" w:w="6480"/>
+            <w:tcMar>
+              <w:top w:w="80" w:type="dxa"/>
+              <w:bottom w:w="80" w:type="dxa"/>
+              <w:start w:w="120" w:type="dxa"/>
+              <w:end w:w="120" w:type="dxa"/>
+            </w:tcMar>
+          </w:tcPr>
+          <w:p>
+            <w:pPr>
+              <w:spacing w:after="40" w:line="264" w:lineRule="auto"/>
+            </w:pPr>
+            <w:r>
+              <w:rPr>
+                <w:sz w:val="16"/>
+              </w:rPr>
+              <w:t>Toraschrein, Bima, Ewiges Licht, Mesusa, Siddur y Kantor.</w:t>
+            </w:r>
+          </w:p>
+        </w:tc>
+      </w:tr>
+      <w:tr>
+        <w:tc>
+          <w:tcPr>
+            <w:tcW w:type="dxa" w:w="2880"/>
+            <w:tcMar>
+              <w:top w:w="80" w:type="dxa"/>
+              <w:bottom w:w="80" w:type="dxa"/>
+              <w:start w:w="120" w:type="dxa"/>
+              <w:end w:w="120" w:type="dxa"/>
+            </w:tcMar>
+          </w:tcPr>
+          <w:p>
+            <w:pPr>
+              <w:spacing w:after="40" w:line="264" w:lineRule="auto"/>
+            </w:pPr>
+            <w:r>
+              <w:rPr>
+                <w:sz w:val="16"/>
+              </w:rPr>
+              <w:t>Chanukkia</w:t>
+            </w:r>
+          </w:p>
+        </w:tc>
+        <w:tc>
+          <w:tcPr>
+            <w:tcW w:type="dxa" w:w="6480"/>
+            <w:tcMar>
+              <w:top w:w="80" w:type="dxa"/>
+              <w:bottom w:w="80" w:type="dxa"/>
+              <w:start w:w="120" w:type="dxa"/>
+              <w:end w:w="120" w:type="dxa"/>
+            </w:tcMar>
+          </w:tcPr>
+          <w:p>
+            <w:pPr>
+              <w:spacing w:after="40" w:line="264" w:lineRule="auto"/>
+            </w:pPr>
+            <w:r>
+              <w:rPr>
+                <w:sz w:val="16"/>
+              </w:rPr>
+              <w:t>Nueve luces: ocho festivas y la luz auxiliar shamash.</w:t>
+            </w:r>
+          </w:p>
+        </w:tc>
+      </w:tr>
+    </w:tbl>
+    <w:p>
+      <w:pPr>
+        <w:spacing w:after="20"/>
+      </w:pPr>
+      <w:r>
+        <w:rPr>
+          <w:b w:val="0"/>
+          <w:i w:val="0"/>
+        </w:rPr>
+      </w:r>
+    </w:p>
+    <w:p>
+      <w:r>
+        <w:rPr>
+          <w:b w:val="0"/>
+          <w:i/>
+          <w:color w:val="596A70"/>
+          <w:sz w:val="18"/>
+        </w:rPr>
+        <w:t>No se copiaron como hechos universales las frases 'todas las oraciones solo en árabe', 'candelabro de ocho brazos' o 'las mujeres siempre en la galería'.</w:t>
+      </w:r>
+    </w:p>
+    <w:p>
+      <w:r>
+        <w:br w:type="page"/>
+      </w:r>
+    </w:p>
+    <w:p>
+      <w:pPr>
+        <w:pStyle w:val="Heading1"/>
+      </w:pPr>
+      <w:r>
+        <w:t>14. Control rápido para familias</w:t>
       </w:r>
     </w:p>
     <w:p>
